--- a/assets/Pengyu-Jing-CV.docx
+++ b/assets/Pengyu-Jing-CV.docx
@@ -41,7 +41,7 @@
     </w:p>
     <w:p>
       <w:pPr>
-        <w:spacing w:after="39"/>
+        <w:spacing w:after="80"/>
         <w:ind w:left="8"/>
         <w:jc w:val="center"/>
       </w:pPr>
@@ -453,7 +453,7 @@
         <w:tabs>
           <w:tab w:val="right" w:pos="10470"/>
         </w:tabs>
-        <w:spacing w:after="78"/>
+        <w:spacing w:after="80"/>
         <w:ind w:left="-5" w:right="-13" w:hanging="10"/>
       </w:pPr>
       <w:r>
@@ -668,7 +668,7 @@
     </w:p>
     <w:p>
       <w:pPr>
-        <w:spacing w:after="99"/>
+        <w:spacing w:after="80"/>
         <w:ind w:left="12" w:hanging="10"/>
       </w:pPr>
       <w:r>
@@ -1123,7 +1123,7 @@
     </w:p>
     <w:p>
       <w:pPr>
-        <w:spacing w:after="99"/>
+        <w:spacing w:after="80"/>
         <w:ind w:left="-5" w:hanging="10"/>
       </w:pPr>
       <w:r>
@@ -1394,7 +1394,7 @@
           <w:ilvl w:val="0"/>
           <w:numId w:val="2"/>
         </w:numPr>
-        <w:spacing w:after="53"/>
+        <w:spacing w:after="80"/>
         <w:ind w:left="242" w:hanging="240"/>
       </w:pPr>
       <w:r>
